--- a/5.人员管理/2.运行记录类文件/HXDL-ITSS-0509-岗位职责说明书.docx
+++ b/5.人员管理/2.运行记录类文件/HXDL-ITSS-0509-岗位职责说明书.docx
@@ -3706,14 +3706,7 @@
               <w:rFonts w:hint="eastAsia"/>
               <w:lang w:val="en-US" w:eastAsia="zh-CN"/>
             </w:rPr>
-            <w:t>人力专员</w:t>
-          </w:r>
-          <w:r>
-            <w:rPr>
-              <w:rFonts w:hint="eastAsia"/>
-              <w:lang w:val="en-US" w:eastAsia="zh-CN"/>
-            </w:rPr>
-            <w:t xml:space="preserve"> </w:t>
+            <w:t xml:space="preserve">人力专员 </w:t>
           </w:r>
           <w:r>
             <w:tab/>
@@ -4178,7 +4171,26 @@
           <w:rFonts w:hint="eastAsia"/>
           <w:lang w:val="en-US" w:eastAsia="zh-CN"/>
         </w:rPr>
-        <w:t>天津市华夏电缆有限公司是一家专业的电缆电线运维服务企业，当前正积极推进从传统电缆运维向电力行业综合服务的战略拓展，重点面向电力公司、变电站及新能源场站，提供电力电缆及通道运维、信息通信系统运维、电力监控系统运维及配套运维工具研发等服务。本岗位职责说明书基于公司当前业务及未来发展方向制定，旨在明确各岗位在支撑公司战略落地中的具体职责与要求。</w:t>
+        <w:t>天津市华夏电缆有限公司公司成立于2014年，成立初期主要从事电线、电缆制造及配电运输服务。随着公司不断发展壮大，公司业务领域在不断扩展，逐步开展电缆、电线及电力行业运维服务。</w:t>
+      </w:r>
+      <w:bookmarkStart w:id="36" w:name="_GoBack"/>
+      <w:bookmarkEnd w:id="36"/>
+      <w:r>
+        <w:rPr>
+          <w:rFonts w:hint="eastAsia"/>
+          <w:lang w:val="en-US" w:eastAsia="zh-CN"/>
+        </w:rPr>
+        <w:t>2025年至今，公司重点发展电力公司、变电站及新能源领域，为相关企业提供电力、空调等基础环境的运维、机架式服务器、塔式服务器、核心交换机、汇聚交换机、接入交换机、电缆线路相关的在线监测设备、通信及感知设备等硬件运维，在软件运维方面，公司主要自研了</w:t>
+      </w:r>
+      <w:r>
+        <w:t>电缆在线监测平台、电缆巡检管理系统、电缆状态诊断系统</w:t>
+      </w:r>
+      <w:r>
+        <w:rPr>
+          <w:rFonts w:hint="eastAsia"/>
+          <w:lang w:val="en-US" w:eastAsia="zh-CN"/>
+        </w:rPr>
+        <w:t>等软件，为广大客户提供更加优质的运维服务。</w:t>
       </w:r>
     </w:p>
     <w:p>
@@ -10435,6 +10447,7 @@
           <w:p>
             <w:pPr>
               <w:numPr>
+                <w:ilvl w:val="0"/>
                 <w:numId w:val="0"/>
               </w:numPr>
               <w:spacing w:before="30" w:line="217" w:lineRule="auto"/>
@@ -10471,6 +10484,7 @@
           <w:p>
             <w:pPr>
               <w:numPr>
+                <w:ilvl w:val="0"/>
                 <w:numId w:val="0"/>
               </w:numPr>
               <w:spacing w:before="30" w:line="217" w:lineRule="auto"/>
@@ -10507,6 +10521,7 @@
           <w:p>
             <w:pPr>
               <w:numPr>
+                <w:ilvl w:val="0"/>
                 <w:numId w:val="0"/>
               </w:numPr>
               <w:spacing w:before="30" w:line="217" w:lineRule="auto"/>
@@ -10543,6 +10558,7 @@
           <w:p>
             <w:pPr>
               <w:numPr>
+                <w:ilvl w:val="0"/>
                 <w:numId w:val="0"/>
               </w:numPr>
               <w:spacing w:before="30" w:line="217" w:lineRule="auto"/>
@@ -10579,6 +10595,7 @@
           <w:p>
             <w:pPr>
               <w:numPr>
+                <w:ilvl w:val="0"/>
                 <w:numId w:val="0"/>
               </w:numPr>
               <w:spacing w:before="30" w:line="217" w:lineRule="auto"/>
@@ -10615,6 +10632,7 @@
           <w:p>
             <w:pPr>
               <w:numPr>
+                <w:ilvl w:val="0"/>
                 <w:numId w:val="0"/>
               </w:numPr>
               <w:spacing w:before="30" w:line="217" w:lineRule="auto"/>
@@ -10651,6 +10669,7 @@
           <w:p>
             <w:pPr>
               <w:numPr>
+                <w:ilvl w:val="0"/>
                 <w:numId w:val="0"/>
               </w:numPr>
               <w:spacing w:before="30" w:line="217" w:lineRule="auto"/>
@@ -10959,6 +10978,7 @@
           <w:p>
             <w:pPr>
               <w:numPr>
+                <w:ilvl w:val="0"/>
                 <w:numId w:val="0"/>
               </w:numPr>
               <w:spacing w:before="29" w:line="216" w:lineRule="auto"/>
@@ -10983,6 +11003,7 @@
           <w:p>
             <w:pPr>
               <w:numPr>
+                <w:ilvl w:val="0"/>
                 <w:numId w:val="0"/>
               </w:numPr>
               <w:spacing w:before="29" w:line="216" w:lineRule="auto"/>
@@ -11007,6 +11028,7 @@
           <w:p>
             <w:pPr>
               <w:numPr>
+                <w:ilvl w:val="0"/>
                 <w:numId w:val="0"/>
               </w:numPr>
               <w:spacing w:before="29" w:line="216" w:lineRule="auto"/>
@@ -11031,6 +11053,7 @@
           <w:p>
             <w:pPr>
               <w:numPr>
+                <w:ilvl w:val="0"/>
                 <w:numId w:val="0"/>
               </w:numPr>
               <w:spacing w:before="29" w:line="216" w:lineRule="auto"/>
@@ -11055,6 +11078,7 @@
           <w:p>
             <w:pPr>
               <w:numPr>
+                <w:ilvl w:val="0"/>
                 <w:numId w:val="0"/>
               </w:numPr>
               <w:spacing w:before="29" w:line="216" w:lineRule="auto"/>
@@ -11079,6 +11103,7 @@
           <w:p>
             <w:pPr>
               <w:numPr>
+                <w:ilvl w:val="0"/>
                 <w:numId w:val="0"/>
               </w:numPr>
               <w:spacing w:before="29" w:line="216" w:lineRule="auto"/>
@@ -11103,6 +11128,7 @@
           <w:p>
             <w:pPr>
               <w:numPr>
+                <w:ilvl w:val="0"/>
                 <w:numId w:val="0"/>
               </w:numPr>
               <w:spacing w:before="29" w:line="216" w:lineRule="auto"/>
@@ -11127,6 +11153,7 @@
           <w:p>
             <w:pPr>
               <w:numPr>
+                <w:ilvl w:val="0"/>
                 <w:numId w:val="0"/>
               </w:numPr>
               <w:spacing w:before="29" w:line="216" w:lineRule="auto"/>
@@ -12283,6 +12310,7 @@
           <w:p>
             <w:pPr>
               <w:numPr>
+                <w:ilvl w:val="0"/>
                 <w:numId w:val="0"/>
               </w:numPr>
               <w:spacing w:before="29" w:line="216" w:lineRule="auto"/>
@@ -12305,6 +12333,7 @@
           <w:p>
             <w:pPr>
               <w:numPr>
+                <w:ilvl w:val="0"/>
                 <w:numId w:val="0"/>
               </w:numPr>
               <w:spacing w:before="29" w:line="216" w:lineRule="auto"/>
@@ -12327,6 +12356,7 @@
           <w:p>
             <w:pPr>
               <w:numPr>
+                <w:ilvl w:val="0"/>
                 <w:numId w:val="0"/>
               </w:numPr>
               <w:spacing w:before="29" w:line="216" w:lineRule="auto"/>
@@ -12349,6 +12379,7 @@
           <w:p>
             <w:pPr>
               <w:numPr>
+                <w:ilvl w:val="0"/>
                 <w:numId w:val="0"/>
               </w:numPr>
               <w:spacing w:before="29" w:line="216" w:lineRule="auto"/>
@@ -12371,6 +12402,7 @@
           <w:p>
             <w:pPr>
               <w:numPr>
+                <w:ilvl w:val="0"/>
                 <w:numId w:val="0"/>
               </w:numPr>
               <w:spacing w:before="29" w:line="216" w:lineRule="auto"/>
@@ -12393,6 +12425,7 @@
           <w:p>
             <w:pPr>
               <w:numPr>
+                <w:ilvl w:val="0"/>
                 <w:numId w:val="0"/>
               </w:numPr>
               <w:spacing w:before="29" w:line="216" w:lineRule="auto"/>
@@ -12415,6 +12448,7 @@
           <w:p>
             <w:pPr>
               <w:numPr>
+                <w:ilvl w:val="0"/>
                 <w:numId w:val="0"/>
               </w:numPr>
               <w:spacing w:before="29" w:line="216" w:lineRule="auto"/>
@@ -12437,6 +12471,7 @@
           <w:p>
             <w:pPr>
               <w:numPr>
+                <w:ilvl w:val="0"/>
                 <w:numId w:val="0"/>
               </w:numPr>
               <w:spacing w:before="29" w:line="216" w:lineRule="auto"/>
@@ -18988,12 +19023,6 @@
             <w:insideH w:val="single" w:color="000000" w:sz="2" w:space="0"/>
             <w:insideV w:val="single" w:color="000000" w:sz="2" w:space="0"/>
           </w:tblBorders>
-          <w:tblCellMar>
-            <w:top w:w="0" w:type="dxa"/>
-            <w:left w:w="0" w:type="dxa"/>
-            <w:bottom w:w="0" w:type="dxa"/>
-            <w:right w:w="0" w:type="dxa"/>
-          </w:tblCellMar>
         </w:tblPrEx>
         <w:trPr>
           <w:trHeight w:val="520" w:hRule="atLeast"/>
@@ -24468,8 +24497,6 @@
                 <w:szCs w:val="24"/>
               </w:rPr>
             </w:pPr>
-            <w:bookmarkStart w:id="36" w:name="_GoBack"/>
-            <w:bookmarkEnd w:id="36"/>
             <w:r>
               <w:rPr>
                 <w:rFonts w:ascii="仿宋" w:hAnsi="仿宋" w:eastAsia="仿宋" w:cs="仿宋"/>
@@ -27995,12 +28022,6 @@
             <w:insideH w:val="single" w:color="000000" w:sz="2" w:space="0"/>
             <w:insideV w:val="single" w:color="000000" w:sz="2" w:space="0"/>
           </w:tblBorders>
-          <w:tblCellMar>
-            <w:top w:w="0" w:type="dxa"/>
-            <w:left w:w="0" w:type="dxa"/>
-            <w:bottom w:w="0" w:type="dxa"/>
-            <w:right w:w="0" w:type="dxa"/>
-          </w:tblCellMar>
         </w:tblPrEx>
         <w:trPr>
           <w:trHeight w:val="522" w:hRule="atLeast"/>
@@ -28854,7 +28875,7 @@
           <w:p>
             <w:pPr>
               <w:spacing w:before="170" w:line="216" w:lineRule="auto"/>
-              <w:ind w:left="250" w:leftChars="12" w:hanging="225" w:hangingChars="100"/>
+              <w:ind w:left="245" w:leftChars="12" w:hanging="220" w:hangingChars="100"/>
               <w:rPr>
                 <w:rFonts w:ascii="仿宋" w:hAnsi="仿宋" w:eastAsia="仿宋" w:cs="仿宋"/>
                 <w:sz w:val="24"/>
@@ -29654,6 +29675,7 @@
           <w:p>
             <w:pPr>
               <w:numPr>
+                <w:ilvl w:val="0"/>
                 <w:numId w:val="0"/>
               </w:numPr>
               <w:spacing w:before="29" w:line="216" w:lineRule="auto"/>
@@ -29684,6 +29706,7 @@
           <w:p>
             <w:pPr>
               <w:numPr>
+                <w:ilvl w:val="0"/>
                 <w:numId w:val="0"/>
               </w:numPr>
               <w:spacing w:before="29" w:line="216" w:lineRule="auto"/>
@@ -29714,6 +29737,7 @@
           <w:p>
             <w:pPr>
               <w:numPr>
+                <w:ilvl w:val="0"/>
                 <w:numId w:val="0"/>
               </w:numPr>
               <w:spacing w:before="29" w:line="216" w:lineRule="auto"/>
@@ -29744,6 +29768,7 @@
           <w:p>
             <w:pPr>
               <w:numPr>
+                <w:ilvl w:val="0"/>
                 <w:numId w:val="0"/>
               </w:numPr>
               <w:spacing w:before="29" w:line="216" w:lineRule="auto"/>
@@ -29774,6 +29799,7 @@
           <w:p>
             <w:pPr>
               <w:numPr>
+                <w:ilvl w:val="0"/>
                 <w:numId w:val="0"/>
               </w:numPr>
               <w:spacing w:before="29" w:line="216" w:lineRule="auto"/>
@@ -29804,6 +29830,7 @@
           <w:p>
             <w:pPr>
               <w:numPr>
+                <w:ilvl w:val="0"/>
                 <w:numId w:val="0"/>
               </w:numPr>
               <w:spacing w:before="29" w:line="216" w:lineRule="auto"/>
@@ -29834,6 +29861,7 @@
           <w:p>
             <w:pPr>
               <w:numPr>
+                <w:ilvl w:val="0"/>
                 <w:numId w:val="0"/>
               </w:numPr>
               <w:spacing w:before="29" w:line="216" w:lineRule="auto"/>
@@ -29864,6 +29892,7 @@
           <w:p>
             <w:pPr>
               <w:numPr>
+                <w:ilvl w:val="0"/>
                 <w:numId w:val="0"/>
               </w:numPr>
               <w:spacing w:before="29" w:line="216" w:lineRule="auto"/>
@@ -29894,6 +29923,7 @@
           <w:p>
             <w:pPr>
               <w:numPr>
+                <w:ilvl w:val="0"/>
                 <w:numId w:val="0"/>
               </w:numPr>
               <w:spacing w:before="29" w:line="216" w:lineRule="auto"/>
@@ -29924,6 +29954,7 @@
           <w:p>
             <w:pPr>
               <w:numPr>
+                <w:ilvl w:val="0"/>
                 <w:numId w:val="0"/>
               </w:numPr>
               <w:spacing w:before="29" w:line="216" w:lineRule="auto"/>
